--- a/Knowledge/3-Work knowledge/1-Software Engineering/2-Testing/5-My Source/1-ISTQB Foundation Level/4-Dynamic Testing/3-Types of Acceptance Testing/8-Beta Testing.docx
+++ b/Knowledge/3-Work knowledge/1-Software Engineering/2-Testing/5-My Source/1-ISTQB Foundation Level/4-Dynamic Testing/3-Types of Acceptance Testing/8-Beta Testing.docx
@@ -34,60 +34,77 @@
       </w:pPr>
       <w:r>
         <w:rPr>
-          <w:b/>
-          <w:shd w:val="clear" w:color="auto" w:fill="B7B7B7"/>
-        </w:rPr>
-        <w:t># Source</w:t>
-      </w:r>
-      <w:r>
-        <w:rPr>
-          <w:shd w:val="clear" w:color="auto" w:fill="B7B7B7"/>
-        </w:rPr>
-        <w:t xml:space="preserve">: </w:t>
-      </w:r>
-      <w:proofErr w:type="spellStart"/>
-      <w:r>
-        <w:rPr>
-          <w:b/>
-          <w:shd w:val="clear" w:color="auto" w:fill="B7B7B7"/>
-        </w:rPr>
-        <w:t>Chatgpt</w:t>
-      </w:r>
-      <w:proofErr w:type="spellEnd"/>
-      <w:r>
-        <w:rPr>
-          <w:b/>
-          <w:shd w:val="clear" w:color="auto" w:fill="B7B7B7"/>
-        </w:rPr>
-        <w:t xml:space="preserve"> </w:t>
-      </w:r>
-      <w:r>
-        <w:rPr>
-          <w:b/>
-          <w:sz w:val="14"/>
-          <w:szCs w:val="14"/>
-          <w:shd w:val="clear" w:color="auto" w:fill="B7B7B7"/>
-        </w:rPr>
-        <w:t>(GPT</w:t>
-      </w:r>
-      <w:r>
-        <w:rPr>
-          <w:rFonts w:ascii="Cambria Math" w:hAnsi="Cambria Math" w:cs="Cambria Math"/>
-          <w:b/>
-          <w:sz w:val="14"/>
-          <w:szCs w:val="14"/>
-          <w:shd w:val="clear" w:color="auto" w:fill="B7B7B7"/>
+          <w:rFonts w:ascii="Arial" w:eastAsia="Arial" w:hAnsi="Arial" w:cs="Arial"/>
+          <w:b/>
+          <w:color w:val="000000"/>
+          <w:sz w:val="18"/>
+          <w:highlight w:val="lightGray"/>
+        </w:rPr>
+        <w:t># Source: AI Source: Provided by: [Data Path</w:t>
+      </w:r>
+      <w:r>
+        <w:rPr>
+          <w:rFonts w:ascii="Arial" w:eastAsia="Arial" w:hAnsi="Arial" w:cs="Arial"/>
+          <w:color w:val="000000"/>
+          <w:sz w:val="18"/>
+          <w:highlight w:val="lightGray"/>
+        </w:rPr>
+        <w:t xml:space="preserve">: Persons Table -&gt; ID Column: 1, Name_En Column: Motasem Essam] -&gt; </w:t>
+      </w:r>
+      <w:r>
+        <w:rPr>
+          <w:rFonts w:ascii="Arial" w:eastAsia="Arial" w:hAnsi="Arial" w:cs="Arial"/>
+          <w:b/>
+          <w:color w:val="000000"/>
+          <w:sz w:val="18"/>
+          <w:highlight w:val="lightGray"/>
+        </w:rPr>
+        <w:t>From:</w:t>
+      </w:r>
+      <w:r>
+        <w:rPr>
+          <w:rFonts w:ascii="Arial" w:eastAsia="Arial" w:hAnsi="Arial" w:cs="Arial"/>
+          <w:color w:val="000000"/>
+          <w:sz w:val="18"/>
+          <w:highlight w:val="lightGray"/>
+        </w:rPr>
+        <w:t xml:space="preserve"> [Chatgpt (GPT</w:t>
+      </w:r>
+      <w:r>
+        <w:rPr>
+          <w:rFonts w:ascii="Arial" w:eastAsia="Arial" w:hAnsi="Arial" w:cs="Cambria Math"/>
+          <w:color w:val="000000"/>
+          <w:sz w:val="18"/>
+          <w:highlight w:val="lightGray"/>
         </w:rPr>
         <w:t>‑</w:t>
       </w:r>
       <w:r>
         <w:rPr>
-          <w:b/>
-          <w:sz w:val="14"/>
-          <w:szCs w:val="14"/>
-          <w:shd w:val="clear" w:color="auto" w:fill="B7B7B7"/>
-        </w:rPr>
-        <w:t>5 Mini) at [8/22/2025]</w:t>
+          <w:rFonts w:ascii="Arial" w:eastAsia="Arial" w:hAnsi="Arial" w:cs="Arial"/>
+          <w:color w:val="000000"/>
+          <w:sz w:val="18"/>
+          <w:highlight w:val="lightGray"/>
+        </w:rPr>
+        <w:t xml:space="preserve">5 Mini)] </w:t>
+      </w:r>
+      <w:r>
+        <w:rPr>
+          <w:rFonts w:ascii="Arial" w:eastAsia="Arial" w:hAnsi="Arial" w:cs="Arial"/>
+          <w:b/>
+          <w:color w:val="000000"/>
+          <w:sz w:val="18"/>
+          <w:highlight w:val="lightGray"/>
+        </w:rPr>
+        <w:t>on</w:t>
+      </w:r>
+      <w:r>
+        <w:rPr>
+          <w:rFonts w:ascii="Arial" w:eastAsia="Arial" w:hAnsi="Arial"/>
+          <w:sz w:val="18"/>
+          <w:highlight w:val="lightGray"/>
+        </w:rPr>
+        <w:t xml:space="preserve"> [8/22/2025]</w:t>
       </w:r>
     </w:p>
     <w:p>
@@ -145,7 +162,7 @@
     </w:p>
     <w:p>
       <w:r>
-        <w:pict w14:anchorId="0CFB439C">
+        <w:pict w14:anchorId="354261F2">
           <v:rect id="_x0000_i1025" style="width:0;height:1.5pt" o:hralign="center" o:hrstd="t" o:hr="t" fillcolor="#a0a0a0" stroked="f"/>
         </w:pict>
       </w:r>
@@ -169,60 +186,77 @@
       </w:pPr>
       <w:r>
         <w:rPr>
-          <w:b/>
-          <w:shd w:val="clear" w:color="auto" w:fill="B7B7B7"/>
-        </w:rPr>
-        <w:t># Source</w:t>
-      </w:r>
-      <w:r>
-        <w:rPr>
-          <w:shd w:val="clear" w:color="auto" w:fill="B7B7B7"/>
-        </w:rPr>
-        <w:t xml:space="preserve">: </w:t>
-      </w:r>
-      <w:proofErr w:type="spellStart"/>
-      <w:r>
-        <w:rPr>
-          <w:b/>
-          <w:shd w:val="clear" w:color="auto" w:fill="B7B7B7"/>
-        </w:rPr>
-        <w:t>Chatgpt</w:t>
-      </w:r>
-      <w:proofErr w:type="spellEnd"/>
-      <w:r>
-        <w:rPr>
-          <w:b/>
-          <w:shd w:val="clear" w:color="auto" w:fill="B7B7B7"/>
-        </w:rPr>
-        <w:t xml:space="preserve"> </w:t>
-      </w:r>
-      <w:r>
-        <w:rPr>
-          <w:b/>
-          <w:sz w:val="14"/>
-          <w:szCs w:val="14"/>
-          <w:shd w:val="clear" w:color="auto" w:fill="B7B7B7"/>
-        </w:rPr>
-        <w:t>(GPT</w:t>
-      </w:r>
-      <w:r>
-        <w:rPr>
-          <w:rFonts w:ascii="Cambria Math" w:hAnsi="Cambria Math" w:cs="Cambria Math"/>
-          <w:b/>
-          <w:sz w:val="14"/>
-          <w:szCs w:val="14"/>
-          <w:shd w:val="clear" w:color="auto" w:fill="B7B7B7"/>
+          <w:rFonts w:ascii="Arial" w:eastAsia="Arial" w:hAnsi="Arial" w:cs="Arial"/>
+          <w:b/>
+          <w:color w:val="000000"/>
+          <w:sz w:val="18"/>
+          <w:highlight w:val="lightGray"/>
+        </w:rPr>
+        <w:t># Source: AI Source: Provided by: [Data Path</w:t>
+      </w:r>
+      <w:r>
+        <w:rPr>
+          <w:rFonts w:ascii="Arial" w:eastAsia="Arial" w:hAnsi="Arial" w:cs="Arial"/>
+          <w:color w:val="000000"/>
+          <w:sz w:val="18"/>
+          <w:highlight w:val="lightGray"/>
+        </w:rPr>
+        <w:t xml:space="preserve">: Persons Table -&gt; ID Column: 1, Name_En Column: Motasem Essam] -&gt; </w:t>
+      </w:r>
+      <w:r>
+        <w:rPr>
+          <w:rFonts w:ascii="Arial" w:eastAsia="Arial" w:hAnsi="Arial" w:cs="Arial"/>
+          <w:b/>
+          <w:color w:val="000000"/>
+          <w:sz w:val="18"/>
+          <w:highlight w:val="lightGray"/>
+        </w:rPr>
+        <w:t>From:</w:t>
+      </w:r>
+      <w:r>
+        <w:rPr>
+          <w:rFonts w:ascii="Arial" w:eastAsia="Arial" w:hAnsi="Arial" w:cs="Arial"/>
+          <w:color w:val="000000"/>
+          <w:sz w:val="18"/>
+          <w:highlight w:val="lightGray"/>
+        </w:rPr>
+        <w:t xml:space="preserve"> [Chatgpt (GPT</w:t>
+      </w:r>
+      <w:r>
+        <w:rPr>
+          <w:rFonts w:ascii="Arial" w:eastAsia="Arial" w:hAnsi="Arial" w:cs="Cambria Math"/>
+          <w:color w:val="000000"/>
+          <w:sz w:val="18"/>
+          <w:highlight w:val="lightGray"/>
         </w:rPr>
         <w:t>‑</w:t>
       </w:r>
       <w:r>
         <w:rPr>
-          <w:b/>
-          <w:sz w:val="14"/>
-          <w:szCs w:val="14"/>
-          <w:shd w:val="clear" w:color="auto" w:fill="B7B7B7"/>
-        </w:rPr>
-        <w:t>5 Mini) at [8/22/2025]</w:t>
+          <w:rFonts w:ascii="Arial" w:eastAsia="Arial" w:hAnsi="Arial" w:cs="Arial"/>
+          <w:color w:val="000000"/>
+          <w:sz w:val="18"/>
+          <w:highlight w:val="lightGray"/>
+        </w:rPr>
+        <w:t xml:space="preserve">5 Mini)] </w:t>
+      </w:r>
+      <w:r>
+        <w:rPr>
+          <w:rFonts w:ascii="Arial" w:eastAsia="Arial" w:hAnsi="Arial" w:cs="Arial"/>
+          <w:b/>
+          <w:color w:val="000000"/>
+          <w:sz w:val="18"/>
+          <w:highlight w:val="lightGray"/>
+        </w:rPr>
+        <w:t>on</w:t>
+      </w:r>
+      <w:r>
+        <w:rPr>
+          <w:rFonts w:ascii="Arial" w:eastAsia="Arial" w:hAnsi="Arial"/>
+          <w:sz w:val="18"/>
+          <w:highlight w:val="lightGray"/>
+        </w:rPr>
+        <w:t xml:space="preserve"> [8/22/2025]</w:t>
       </w:r>
     </w:p>
     <w:p>
@@ -231,7 +265,7 @@
           <w:ilvl w:val="0"/>
           <w:numId w:val="2"/>
         </w:numPr>
-        <w:spacing w:before="240"/>
+        <w:spacing w:before="240" w:after="0" w:line="276" w:lineRule="auto"/>
       </w:pPr>
       <w:r>
         <w:rPr>
@@ -265,6 +299,7 @@
           <w:ilvl w:val="0"/>
           <w:numId w:val="2"/>
         </w:numPr>
+        <w:spacing w:after="0" w:line="276" w:lineRule="auto"/>
       </w:pPr>
       <w:r>
         <w:rPr>
@@ -298,7 +333,7 @@
           <w:ilvl w:val="0"/>
           <w:numId w:val="2"/>
         </w:numPr>
-        <w:spacing w:after="240"/>
+        <w:spacing w:after="240" w:line="276" w:lineRule="auto"/>
       </w:pPr>
       <w:r>
         <w:rPr>
@@ -328,7 +363,7 @@
     </w:p>
     <w:p>
       <w:r>
-        <w:pict w14:anchorId="1E5D780A">
+        <w:pict w14:anchorId="4EB45BE0">
           <v:rect id="_x0000_i1026" style="width:0;height:1.5pt" o:hralign="center" o:hrstd="t" o:hr="t" fillcolor="#a0a0a0" stroked="f"/>
         </w:pict>
       </w:r>
@@ -352,60 +387,77 @@
       </w:pPr>
       <w:r>
         <w:rPr>
-          <w:b/>
-          <w:shd w:val="clear" w:color="auto" w:fill="B7B7B7"/>
-        </w:rPr>
-        <w:t># Source</w:t>
-      </w:r>
-      <w:r>
-        <w:rPr>
-          <w:shd w:val="clear" w:color="auto" w:fill="B7B7B7"/>
-        </w:rPr>
-        <w:t xml:space="preserve">: </w:t>
-      </w:r>
-      <w:proofErr w:type="spellStart"/>
-      <w:r>
-        <w:rPr>
-          <w:b/>
-          <w:shd w:val="clear" w:color="auto" w:fill="B7B7B7"/>
-        </w:rPr>
-        <w:t>Chatgpt</w:t>
-      </w:r>
-      <w:proofErr w:type="spellEnd"/>
-      <w:r>
-        <w:rPr>
-          <w:b/>
-          <w:shd w:val="clear" w:color="auto" w:fill="B7B7B7"/>
-        </w:rPr>
-        <w:t xml:space="preserve"> </w:t>
-      </w:r>
-      <w:r>
-        <w:rPr>
-          <w:b/>
-          <w:sz w:val="14"/>
-          <w:szCs w:val="14"/>
-          <w:shd w:val="clear" w:color="auto" w:fill="B7B7B7"/>
-        </w:rPr>
-        <w:t>(GPT</w:t>
-      </w:r>
-      <w:r>
-        <w:rPr>
-          <w:rFonts w:ascii="Cambria Math" w:hAnsi="Cambria Math" w:cs="Cambria Math"/>
-          <w:b/>
-          <w:sz w:val="14"/>
-          <w:szCs w:val="14"/>
-          <w:shd w:val="clear" w:color="auto" w:fill="B7B7B7"/>
+          <w:rFonts w:ascii="Arial" w:eastAsia="Arial" w:hAnsi="Arial" w:cs="Arial"/>
+          <w:b/>
+          <w:color w:val="000000"/>
+          <w:sz w:val="18"/>
+          <w:highlight w:val="lightGray"/>
+        </w:rPr>
+        <w:t># Source: AI Source: Provided by: [Data Path</w:t>
+      </w:r>
+      <w:r>
+        <w:rPr>
+          <w:rFonts w:ascii="Arial" w:eastAsia="Arial" w:hAnsi="Arial" w:cs="Arial"/>
+          <w:color w:val="000000"/>
+          <w:sz w:val="18"/>
+          <w:highlight w:val="lightGray"/>
+        </w:rPr>
+        <w:t xml:space="preserve">: Persons Table -&gt; ID Column: 1, Name_En Column: Motasem Essam] -&gt; </w:t>
+      </w:r>
+      <w:r>
+        <w:rPr>
+          <w:rFonts w:ascii="Arial" w:eastAsia="Arial" w:hAnsi="Arial" w:cs="Arial"/>
+          <w:b/>
+          <w:color w:val="000000"/>
+          <w:sz w:val="18"/>
+          <w:highlight w:val="lightGray"/>
+        </w:rPr>
+        <w:t>From:</w:t>
+      </w:r>
+      <w:r>
+        <w:rPr>
+          <w:rFonts w:ascii="Arial" w:eastAsia="Arial" w:hAnsi="Arial" w:cs="Arial"/>
+          <w:color w:val="000000"/>
+          <w:sz w:val="18"/>
+          <w:highlight w:val="lightGray"/>
+        </w:rPr>
+        <w:t xml:space="preserve"> [Chatgpt (GPT</w:t>
+      </w:r>
+      <w:r>
+        <w:rPr>
+          <w:rFonts w:ascii="Arial" w:eastAsia="Arial" w:hAnsi="Arial" w:cs="Cambria Math"/>
+          <w:color w:val="000000"/>
+          <w:sz w:val="18"/>
+          <w:highlight w:val="lightGray"/>
         </w:rPr>
         <w:t>‑</w:t>
       </w:r>
       <w:r>
         <w:rPr>
-          <w:b/>
-          <w:sz w:val="14"/>
-          <w:szCs w:val="14"/>
-          <w:shd w:val="clear" w:color="auto" w:fill="B7B7B7"/>
-        </w:rPr>
-        <w:t>5 Mini) at [8/22/2025]</w:t>
+          <w:rFonts w:ascii="Arial" w:eastAsia="Arial" w:hAnsi="Arial" w:cs="Arial"/>
+          <w:color w:val="000000"/>
+          <w:sz w:val="18"/>
+          <w:highlight w:val="lightGray"/>
+        </w:rPr>
+        <w:t xml:space="preserve">5 Mini)] </w:t>
+      </w:r>
+      <w:r>
+        <w:rPr>
+          <w:rFonts w:ascii="Arial" w:eastAsia="Arial" w:hAnsi="Arial" w:cs="Arial"/>
+          <w:b/>
+          <w:color w:val="000000"/>
+          <w:sz w:val="18"/>
+          <w:highlight w:val="lightGray"/>
+        </w:rPr>
+        <w:t>on</w:t>
+      </w:r>
+      <w:r>
+        <w:rPr>
+          <w:rFonts w:ascii="Arial" w:eastAsia="Arial" w:hAnsi="Arial"/>
+          <w:sz w:val="18"/>
+          <w:highlight w:val="lightGray"/>
+        </w:rPr>
+        <w:t xml:space="preserve"> [8/22/2025]</w:t>
       </w:r>
     </w:p>
     <w:p>
@@ -414,7 +466,7 @@
           <w:ilvl w:val="0"/>
           <w:numId w:val="3"/>
         </w:numPr>
-        <w:spacing w:before="240" w:after="240"/>
+        <w:spacing w:before="240" w:after="240" w:line="276" w:lineRule="auto"/>
       </w:pPr>
       <w:r>
         <w:rPr>
@@ -457,7 +509,7 @@
     </w:p>
     <w:p>
       <w:r>
-        <w:pict w14:anchorId="02D2CC3D">
+        <w:pict w14:anchorId="78358DD8">
           <v:rect id="_x0000_i1027" style="width:0;height:1.5pt" o:hralign="center" o:hrstd="t" o:hr="t" fillcolor="#a0a0a0" stroked="f"/>
         </w:pict>
       </w:r>
@@ -481,60 +533,77 @@
       </w:pPr>
       <w:r>
         <w:rPr>
-          <w:b/>
-          <w:shd w:val="clear" w:color="auto" w:fill="B7B7B7"/>
-        </w:rPr>
-        <w:t># Source</w:t>
-      </w:r>
-      <w:r>
-        <w:rPr>
-          <w:shd w:val="clear" w:color="auto" w:fill="B7B7B7"/>
-        </w:rPr>
-        <w:t xml:space="preserve">: </w:t>
-      </w:r>
-      <w:proofErr w:type="spellStart"/>
-      <w:r>
-        <w:rPr>
-          <w:b/>
-          <w:shd w:val="clear" w:color="auto" w:fill="B7B7B7"/>
-        </w:rPr>
-        <w:t>Chatgpt</w:t>
-      </w:r>
-      <w:proofErr w:type="spellEnd"/>
-      <w:r>
-        <w:rPr>
-          <w:b/>
-          <w:shd w:val="clear" w:color="auto" w:fill="B7B7B7"/>
-        </w:rPr>
-        <w:t xml:space="preserve"> </w:t>
-      </w:r>
-      <w:r>
-        <w:rPr>
-          <w:b/>
-          <w:sz w:val="14"/>
-          <w:szCs w:val="14"/>
-          <w:shd w:val="clear" w:color="auto" w:fill="B7B7B7"/>
-        </w:rPr>
-        <w:t>(GPT</w:t>
-      </w:r>
-      <w:r>
-        <w:rPr>
-          <w:rFonts w:ascii="Cambria Math" w:hAnsi="Cambria Math" w:cs="Cambria Math"/>
-          <w:b/>
-          <w:sz w:val="14"/>
-          <w:szCs w:val="14"/>
-          <w:shd w:val="clear" w:color="auto" w:fill="B7B7B7"/>
+          <w:rFonts w:ascii="Arial" w:eastAsia="Arial" w:hAnsi="Arial" w:cs="Arial"/>
+          <w:b/>
+          <w:color w:val="000000"/>
+          <w:sz w:val="18"/>
+          <w:highlight w:val="lightGray"/>
+        </w:rPr>
+        <w:t># Source: AI Source: Provided by: [Data Path</w:t>
+      </w:r>
+      <w:r>
+        <w:rPr>
+          <w:rFonts w:ascii="Arial" w:eastAsia="Arial" w:hAnsi="Arial" w:cs="Arial"/>
+          <w:color w:val="000000"/>
+          <w:sz w:val="18"/>
+          <w:highlight w:val="lightGray"/>
+        </w:rPr>
+        <w:t xml:space="preserve">: Persons Table -&gt; ID Column: 1, Name_En Column: Motasem Essam] -&gt; </w:t>
+      </w:r>
+      <w:r>
+        <w:rPr>
+          <w:rFonts w:ascii="Arial" w:eastAsia="Arial" w:hAnsi="Arial" w:cs="Arial"/>
+          <w:b/>
+          <w:color w:val="000000"/>
+          <w:sz w:val="18"/>
+          <w:highlight w:val="lightGray"/>
+        </w:rPr>
+        <w:t>From:</w:t>
+      </w:r>
+      <w:r>
+        <w:rPr>
+          <w:rFonts w:ascii="Arial" w:eastAsia="Arial" w:hAnsi="Arial" w:cs="Arial"/>
+          <w:color w:val="000000"/>
+          <w:sz w:val="18"/>
+          <w:highlight w:val="lightGray"/>
+        </w:rPr>
+        <w:t xml:space="preserve"> [Chatgpt (GPT</w:t>
+      </w:r>
+      <w:r>
+        <w:rPr>
+          <w:rFonts w:ascii="Arial" w:eastAsia="Arial" w:hAnsi="Arial" w:cs="Cambria Math"/>
+          <w:color w:val="000000"/>
+          <w:sz w:val="18"/>
+          <w:highlight w:val="lightGray"/>
         </w:rPr>
         <w:t>‑</w:t>
       </w:r>
       <w:r>
         <w:rPr>
-          <w:b/>
-          <w:sz w:val="14"/>
-          <w:szCs w:val="14"/>
-          <w:shd w:val="clear" w:color="auto" w:fill="B7B7B7"/>
-        </w:rPr>
-        <w:t>5 Mini) at [8/22/2025]</w:t>
+          <w:rFonts w:ascii="Arial" w:eastAsia="Arial" w:hAnsi="Arial" w:cs="Arial"/>
+          <w:color w:val="000000"/>
+          <w:sz w:val="18"/>
+          <w:highlight w:val="lightGray"/>
+        </w:rPr>
+        <w:t xml:space="preserve">5 Mini)] </w:t>
+      </w:r>
+      <w:r>
+        <w:rPr>
+          <w:rFonts w:ascii="Arial" w:eastAsia="Arial" w:hAnsi="Arial" w:cs="Arial"/>
+          <w:b/>
+          <w:color w:val="000000"/>
+          <w:sz w:val="18"/>
+          <w:highlight w:val="lightGray"/>
+        </w:rPr>
+        <w:t>on</w:t>
+      </w:r>
+      <w:r>
+        <w:rPr>
+          <w:rFonts w:ascii="Arial" w:eastAsia="Arial" w:hAnsi="Arial"/>
+          <w:sz w:val="18"/>
+          <w:highlight w:val="lightGray"/>
+        </w:rPr>
+        <w:t xml:space="preserve"> [8/22/2025]</w:t>
       </w:r>
     </w:p>
     <w:p>
@@ -543,14 +612,13 @@
           <w:ilvl w:val="0"/>
           <w:numId w:val="4"/>
         </w:numPr>
-        <w:spacing w:before="240" w:after="240"/>
-      </w:pPr>
-      <w:r>
-        <w:rPr>
-          <w:rFonts w:ascii="Roboto Mono" w:eastAsia="Roboto Mono" w:hAnsi="Roboto Mono" w:cs="Roboto Mono"/>
-          <w:b/>
-        </w:rPr>
-        <w:lastRenderedPageBreak/>
+        <w:spacing w:before="240" w:after="240" w:line="276" w:lineRule="auto"/>
+      </w:pPr>
+      <w:r>
+        <w:rPr>
+          <w:rFonts w:ascii="Roboto Mono" w:eastAsia="Roboto Mono" w:hAnsi="Roboto Mono" w:cs="Roboto Mono"/>
+          <w:b/>
+        </w:rPr>
         <w:t>External users/customers</w:t>
       </w:r>
       <w:r>
@@ -568,7 +636,7 @@
     </w:p>
     <w:p>
       <w:r>
-        <w:pict w14:anchorId="6BF1E0E7">
+        <w:pict w14:anchorId="398F7FC5">
           <v:rect id="_x0000_i1028" style="width:0;height:1.5pt" o:hralign="center" o:hrstd="t" o:hr="t" fillcolor="#a0a0a0" stroked="f"/>
         </w:pict>
       </w:r>
@@ -592,60 +660,77 @@
       </w:pPr>
       <w:r>
         <w:rPr>
-          <w:b/>
-          <w:shd w:val="clear" w:color="auto" w:fill="B7B7B7"/>
-        </w:rPr>
-        <w:t># Source</w:t>
-      </w:r>
-      <w:r>
-        <w:rPr>
-          <w:shd w:val="clear" w:color="auto" w:fill="B7B7B7"/>
-        </w:rPr>
-        <w:t xml:space="preserve">: </w:t>
-      </w:r>
-      <w:proofErr w:type="spellStart"/>
-      <w:r>
-        <w:rPr>
-          <w:b/>
-          <w:shd w:val="clear" w:color="auto" w:fill="B7B7B7"/>
-        </w:rPr>
-        <w:t>Chatgpt</w:t>
-      </w:r>
-      <w:proofErr w:type="spellEnd"/>
-      <w:r>
-        <w:rPr>
-          <w:b/>
-          <w:shd w:val="clear" w:color="auto" w:fill="B7B7B7"/>
-        </w:rPr>
-        <w:t xml:space="preserve"> </w:t>
-      </w:r>
-      <w:r>
-        <w:rPr>
-          <w:b/>
-          <w:sz w:val="14"/>
-          <w:szCs w:val="14"/>
-          <w:shd w:val="clear" w:color="auto" w:fill="B7B7B7"/>
-        </w:rPr>
-        <w:t>(GPT</w:t>
-      </w:r>
-      <w:r>
-        <w:rPr>
-          <w:rFonts w:ascii="Cambria Math" w:hAnsi="Cambria Math" w:cs="Cambria Math"/>
-          <w:b/>
-          <w:sz w:val="14"/>
-          <w:szCs w:val="14"/>
-          <w:shd w:val="clear" w:color="auto" w:fill="B7B7B7"/>
+          <w:rFonts w:ascii="Arial" w:eastAsia="Arial" w:hAnsi="Arial" w:cs="Arial"/>
+          <w:b/>
+          <w:color w:val="000000"/>
+          <w:sz w:val="18"/>
+          <w:highlight w:val="lightGray"/>
+        </w:rPr>
+        <w:t># Source: AI Source: Provided by: [Data Path</w:t>
+      </w:r>
+      <w:r>
+        <w:rPr>
+          <w:rFonts w:ascii="Arial" w:eastAsia="Arial" w:hAnsi="Arial" w:cs="Arial"/>
+          <w:color w:val="000000"/>
+          <w:sz w:val="18"/>
+          <w:highlight w:val="lightGray"/>
+        </w:rPr>
+        <w:t xml:space="preserve">: Persons Table -&gt; ID Column: 1, Name_En Column: Motasem Essam] -&gt; </w:t>
+      </w:r>
+      <w:r>
+        <w:rPr>
+          <w:rFonts w:ascii="Arial" w:eastAsia="Arial" w:hAnsi="Arial" w:cs="Arial"/>
+          <w:b/>
+          <w:color w:val="000000"/>
+          <w:sz w:val="18"/>
+          <w:highlight w:val="lightGray"/>
+        </w:rPr>
+        <w:t>From:</w:t>
+      </w:r>
+      <w:r>
+        <w:rPr>
+          <w:rFonts w:ascii="Arial" w:eastAsia="Arial" w:hAnsi="Arial" w:cs="Arial"/>
+          <w:color w:val="000000"/>
+          <w:sz w:val="18"/>
+          <w:highlight w:val="lightGray"/>
+        </w:rPr>
+        <w:t xml:space="preserve"> [Chatgpt (GPT</w:t>
+      </w:r>
+      <w:r>
+        <w:rPr>
+          <w:rFonts w:ascii="Arial" w:eastAsia="Arial" w:hAnsi="Arial" w:cs="Cambria Math"/>
+          <w:color w:val="000000"/>
+          <w:sz w:val="18"/>
+          <w:highlight w:val="lightGray"/>
         </w:rPr>
         <w:t>‑</w:t>
       </w:r>
       <w:r>
         <w:rPr>
-          <w:b/>
-          <w:sz w:val="14"/>
-          <w:szCs w:val="14"/>
-          <w:shd w:val="clear" w:color="auto" w:fill="B7B7B7"/>
-        </w:rPr>
-        <w:t>5 Mini) at [8/22/2025]</w:t>
+          <w:rFonts w:ascii="Arial" w:eastAsia="Arial" w:hAnsi="Arial" w:cs="Arial"/>
+          <w:color w:val="000000"/>
+          <w:sz w:val="18"/>
+          <w:highlight w:val="lightGray"/>
+        </w:rPr>
+        <w:t xml:space="preserve">5 Mini)] </w:t>
+      </w:r>
+      <w:r>
+        <w:rPr>
+          <w:rFonts w:ascii="Arial" w:eastAsia="Arial" w:hAnsi="Arial" w:cs="Arial"/>
+          <w:b/>
+          <w:color w:val="000000"/>
+          <w:sz w:val="18"/>
+          <w:highlight w:val="lightGray"/>
+        </w:rPr>
+        <w:t>on</w:t>
+      </w:r>
+      <w:r>
+        <w:rPr>
+          <w:rFonts w:ascii="Arial" w:eastAsia="Arial" w:hAnsi="Arial"/>
+          <w:sz w:val="18"/>
+          <w:highlight w:val="lightGray"/>
+        </w:rPr>
+        <w:t xml:space="preserve"> [8/22/2025]</w:t>
       </w:r>
     </w:p>
     <w:p>
@@ -654,7 +739,7 @@
           <w:ilvl w:val="0"/>
           <w:numId w:val="5"/>
         </w:numPr>
-        <w:spacing w:before="240"/>
+        <w:spacing w:before="240" w:after="0" w:line="276" w:lineRule="auto"/>
       </w:pPr>
       <w:r>
         <w:rPr>
@@ -688,6 +773,7 @@
           <w:ilvl w:val="0"/>
           <w:numId w:val="5"/>
         </w:numPr>
+        <w:spacing w:after="0" w:line="276" w:lineRule="auto"/>
       </w:pPr>
       <w:r>
         <w:rPr>
@@ -721,7 +807,7 @@
           <w:ilvl w:val="0"/>
           <w:numId w:val="5"/>
         </w:numPr>
-        <w:spacing w:after="240"/>
+        <w:spacing w:after="240" w:line="276" w:lineRule="auto"/>
       </w:pPr>
       <w:r>
         <w:rPr>
@@ -748,7 +834,7 @@
     </w:p>
     <w:p>
       <w:r>
-        <w:pict w14:anchorId="394DE639">
+        <w:pict w14:anchorId="51257C69">
           <v:rect id="_x0000_i1029" style="width:0;height:1.5pt" o:hralign="center" o:hrstd="t" o:hr="t" fillcolor="#a0a0a0" stroked="f"/>
         </w:pict>
       </w:r>
@@ -772,60 +858,77 @@
       </w:pPr>
       <w:r>
         <w:rPr>
-          <w:b/>
-          <w:shd w:val="clear" w:color="auto" w:fill="B7B7B7"/>
-        </w:rPr>
-        <w:t># Source</w:t>
-      </w:r>
-      <w:r>
-        <w:rPr>
-          <w:shd w:val="clear" w:color="auto" w:fill="B7B7B7"/>
-        </w:rPr>
-        <w:t xml:space="preserve">: </w:t>
-      </w:r>
-      <w:proofErr w:type="spellStart"/>
-      <w:r>
-        <w:rPr>
-          <w:b/>
-          <w:shd w:val="clear" w:color="auto" w:fill="B7B7B7"/>
-        </w:rPr>
-        <w:t>Chatgpt</w:t>
-      </w:r>
-      <w:proofErr w:type="spellEnd"/>
-      <w:r>
-        <w:rPr>
-          <w:b/>
-          <w:shd w:val="clear" w:color="auto" w:fill="B7B7B7"/>
-        </w:rPr>
-        <w:t xml:space="preserve"> </w:t>
-      </w:r>
-      <w:r>
-        <w:rPr>
-          <w:b/>
-          <w:sz w:val="14"/>
-          <w:szCs w:val="14"/>
-          <w:shd w:val="clear" w:color="auto" w:fill="B7B7B7"/>
-        </w:rPr>
-        <w:t>(GPT</w:t>
-      </w:r>
-      <w:r>
-        <w:rPr>
-          <w:rFonts w:ascii="Cambria Math" w:hAnsi="Cambria Math" w:cs="Cambria Math"/>
-          <w:b/>
-          <w:sz w:val="14"/>
-          <w:szCs w:val="14"/>
-          <w:shd w:val="clear" w:color="auto" w:fill="B7B7B7"/>
+          <w:rFonts w:ascii="Arial" w:eastAsia="Arial" w:hAnsi="Arial" w:cs="Arial"/>
+          <w:b/>
+          <w:color w:val="000000"/>
+          <w:sz w:val="18"/>
+          <w:highlight w:val="lightGray"/>
+        </w:rPr>
+        <w:t># Source: AI Source: Provided by: [Data Path</w:t>
+      </w:r>
+      <w:r>
+        <w:rPr>
+          <w:rFonts w:ascii="Arial" w:eastAsia="Arial" w:hAnsi="Arial" w:cs="Arial"/>
+          <w:color w:val="000000"/>
+          <w:sz w:val="18"/>
+          <w:highlight w:val="lightGray"/>
+        </w:rPr>
+        <w:t xml:space="preserve">: Persons Table -&gt; ID Column: 1, Name_En Column: Motasem Essam] -&gt; </w:t>
+      </w:r>
+      <w:r>
+        <w:rPr>
+          <w:rFonts w:ascii="Arial" w:eastAsia="Arial" w:hAnsi="Arial" w:cs="Arial"/>
+          <w:b/>
+          <w:color w:val="000000"/>
+          <w:sz w:val="18"/>
+          <w:highlight w:val="lightGray"/>
+        </w:rPr>
+        <w:t>From:</w:t>
+      </w:r>
+      <w:r>
+        <w:rPr>
+          <w:rFonts w:ascii="Arial" w:eastAsia="Arial" w:hAnsi="Arial" w:cs="Arial"/>
+          <w:color w:val="000000"/>
+          <w:sz w:val="18"/>
+          <w:highlight w:val="lightGray"/>
+        </w:rPr>
+        <w:t xml:space="preserve"> [Chatgpt (GPT</w:t>
+      </w:r>
+      <w:r>
+        <w:rPr>
+          <w:rFonts w:ascii="Arial" w:eastAsia="Arial" w:hAnsi="Arial" w:cs="Cambria Math"/>
+          <w:color w:val="000000"/>
+          <w:sz w:val="18"/>
+          <w:highlight w:val="lightGray"/>
         </w:rPr>
         <w:t>‑</w:t>
       </w:r>
       <w:r>
         <w:rPr>
-          <w:b/>
-          <w:sz w:val="14"/>
-          <w:szCs w:val="14"/>
-          <w:shd w:val="clear" w:color="auto" w:fill="B7B7B7"/>
-        </w:rPr>
-        <w:t>5 Mini) at [8/22/2025]</w:t>
+          <w:rFonts w:ascii="Arial" w:eastAsia="Arial" w:hAnsi="Arial" w:cs="Arial"/>
+          <w:color w:val="000000"/>
+          <w:sz w:val="18"/>
+          <w:highlight w:val="lightGray"/>
+        </w:rPr>
+        <w:t xml:space="preserve">5 Mini)] </w:t>
+      </w:r>
+      <w:r>
+        <w:rPr>
+          <w:rFonts w:ascii="Arial" w:eastAsia="Arial" w:hAnsi="Arial" w:cs="Arial"/>
+          <w:b/>
+          <w:color w:val="000000"/>
+          <w:sz w:val="18"/>
+          <w:highlight w:val="lightGray"/>
+        </w:rPr>
+        <w:t>on</w:t>
+      </w:r>
+      <w:r>
+        <w:rPr>
+          <w:rFonts w:ascii="Arial" w:eastAsia="Arial" w:hAnsi="Arial"/>
+          <w:sz w:val="18"/>
+          <w:highlight w:val="lightGray"/>
+        </w:rPr>
+        <w:t xml:space="preserve"> [8/22/2025]</w:t>
       </w:r>
     </w:p>
     <w:p>
@@ -897,7 +1000,7 @@
     </w:p>
     <w:p>
       <w:r>
-        <w:pict w14:anchorId="7C85DD43">
+        <w:pict w14:anchorId="2622ABCD">
           <v:rect id="_x0000_i1030" style="width:0;height:1.5pt" o:hralign="center" o:hrstd="t" o:hr="t" fillcolor="#a0a0a0" stroked="f"/>
         </w:pict>
       </w:r>
@@ -921,60 +1024,77 @@
       </w:pPr>
       <w:r>
         <w:rPr>
-          <w:b/>
-          <w:shd w:val="clear" w:color="auto" w:fill="B7B7B7"/>
-        </w:rPr>
-        <w:t># Source</w:t>
-      </w:r>
-      <w:r>
-        <w:rPr>
-          <w:shd w:val="clear" w:color="auto" w:fill="B7B7B7"/>
-        </w:rPr>
-        <w:t xml:space="preserve">: </w:t>
-      </w:r>
-      <w:proofErr w:type="spellStart"/>
-      <w:r>
-        <w:rPr>
-          <w:b/>
-          <w:shd w:val="clear" w:color="auto" w:fill="B7B7B7"/>
-        </w:rPr>
-        <w:t>Chatgpt</w:t>
-      </w:r>
-      <w:proofErr w:type="spellEnd"/>
-      <w:r>
-        <w:rPr>
-          <w:b/>
-          <w:shd w:val="clear" w:color="auto" w:fill="B7B7B7"/>
-        </w:rPr>
-        <w:t xml:space="preserve"> </w:t>
-      </w:r>
-      <w:r>
-        <w:rPr>
-          <w:b/>
-          <w:sz w:val="14"/>
-          <w:szCs w:val="14"/>
-          <w:shd w:val="clear" w:color="auto" w:fill="B7B7B7"/>
-        </w:rPr>
-        <w:t>(GPT</w:t>
-      </w:r>
-      <w:r>
-        <w:rPr>
-          <w:rFonts w:ascii="Cambria Math" w:hAnsi="Cambria Math" w:cs="Cambria Math"/>
-          <w:b/>
-          <w:sz w:val="14"/>
-          <w:szCs w:val="14"/>
-          <w:shd w:val="clear" w:color="auto" w:fill="B7B7B7"/>
+          <w:rFonts w:ascii="Arial" w:eastAsia="Arial" w:hAnsi="Arial" w:cs="Arial"/>
+          <w:b/>
+          <w:color w:val="000000"/>
+          <w:sz w:val="18"/>
+          <w:highlight w:val="lightGray"/>
+        </w:rPr>
+        <w:t># Source: AI Source: Provided by: [Data Path</w:t>
+      </w:r>
+      <w:r>
+        <w:rPr>
+          <w:rFonts w:ascii="Arial" w:eastAsia="Arial" w:hAnsi="Arial" w:cs="Arial"/>
+          <w:color w:val="000000"/>
+          <w:sz w:val="18"/>
+          <w:highlight w:val="lightGray"/>
+        </w:rPr>
+        <w:t xml:space="preserve">: Persons Table -&gt; ID Column: 1, Name_En Column: Motasem Essam] -&gt; </w:t>
+      </w:r>
+      <w:r>
+        <w:rPr>
+          <w:rFonts w:ascii="Arial" w:eastAsia="Arial" w:hAnsi="Arial" w:cs="Arial"/>
+          <w:b/>
+          <w:color w:val="000000"/>
+          <w:sz w:val="18"/>
+          <w:highlight w:val="lightGray"/>
+        </w:rPr>
+        <w:t>From:</w:t>
+      </w:r>
+      <w:r>
+        <w:rPr>
+          <w:rFonts w:ascii="Arial" w:eastAsia="Arial" w:hAnsi="Arial" w:cs="Arial"/>
+          <w:color w:val="000000"/>
+          <w:sz w:val="18"/>
+          <w:highlight w:val="lightGray"/>
+        </w:rPr>
+        <w:t xml:space="preserve"> [Chatgpt (GPT</w:t>
+      </w:r>
+      <w:r>
+        <w:rPr>
+          <w:rFonts w:ascii="Arial" w:eastAsia="Arial" w:hAnsi="Arial" w:cs="Cambria Math"/>
+          <w:color w:val="000000"/>
+          <w:sz w:val="18"/>
+          <w:highlight w:val="lightGray"/>
         </w:rPr>
         <w:t>‑</w:t>
       </w:r>
       <w:r>
         <w:rPr>
-          <w:b/>
-          <w:sz w:val="14"/>
-          <w:szCs w:val="14"/>
-          <w:shd w:val="clear" w:color="auto" w:fill="B7B7B7"/>
-        </w:rPr>
-        <w:t>5 Mini) at [8/22/2025]</w:t>
+          <w:rFonts w:ascii="Arial" w:eastAsia="Arial" w:hAnsi="Arial" w:cs="Arial"/>
+          <w:color w:val="000000"/>
+          <w:sz w:val="18"/>
+          <w:highlight w:val="lightGray"/>
+        </w:rPr>
+        <w:t xml:space="preserve">5 Mini)] </w:t>
+      </w:r>
+      <w:r>
+        <w:rPr>
+          <w:rFonts w:ascii="Arial" w:eastAsia="Arial" w:hAnsi="Arial" w:cs="Arial"/>
+          <w:b/>
+          <w:color w:val="000000"/>
+          <w:sz w:val="18"/>
+          <w:highlight w:val="lightGray"/>
+        </w:rPr>
+        <w:t>on</w:t>
+      </w:r>
+      <w:r>
+        <w:rPr>
+          <w:rFonts w:ascii="Arial" w:eastAsia="Arial" w:hAnsi="Arial"/>
+          <w:sz w:val="18"/>
+          <w:highlight w:val="lightGray"/>
+        </w:rPr>
+        <w:t xml:space="preserve"> [8/22/2025]</w:t>
       </w:r>
     </w:p>
     <w:p>
@@ -1033,7 +1153,7 @@
     </w:p>
     <w:p>
       <w:r>
-        <w:pict w14:anchorId="36865B43">
+        <w:pict w14:anchorId="1B25A148">
           <v:rect id="_x0000_i1031" style="width:0;height:1.5pt" o:hralign="center" o:hrstd="t" o:hr="t" fillcolor="#a0a0a0" stroked="f"/>
         </w:pict>
       </w:r>
@@ -1057,61 +1177,77 @@
       </w:pPr>
       <w:r>
         <w:rPr>
-          <w:b/>
-          <w:shd w:val="clear" w:color="auto" w:fill="B7B7B7"/>
-        </w:rPr>
-        <w:lastRenderedPageBreak/>
-        <w:t># Source</w:t>
-      </w:r>
-      <w:r>
-        <w:rPr>
-          <w:shd w:val="clear" w:color="auto" w:fill="B7B7B7"/>
-        </w:rPr>
-        <w:t xml:space="preserve">: </w:t>
-      </w:r>
-      <w:proofErr w:type="spellStart"/>
-      <w:r>
-        <w:rPr>
-          <w:b/>
-          <w:shd w:val="clear" w:color="auto" w:fill="B7B7B7"/>
-        </w:rPr>
-        <w:t>Chatgpt</w:t>
-      </w:r>
-      <w:proofErr w:type="spellEnd"/>
-      <w:r>
-        <w:rPr>
-          <w:b/>
-          <w:shd w:val="clear" w:color="auto" w:fill="B7B7B7"/>
-        </w:rPr>
-        <w:t xml:space="preserve"> </w:t>
-      </w:r>
-      <w:r>
-        <w:rPr>
-          <w:b/>
-          <w:sz w:val="14"/>
-          <w:szCs w:val="14"/>
-          <w:shd w:val="clear" w:color="auto" w:fill="B7B7B7"/>
-        </w:rPr>
-        <w:t>(GPT</w:t>
-      </w:r>
-      <w:r>
-        <w:rPr>
-          <w:rFonts w:ascii="Cambria Math" w:hAnsi="Cambria Math" w:cs="Cambria Math"/>
-          <w:b/>
-          <w:sz w:val="14"/>
-          <w:szCs w:val="14"/>
-          <w:shd w:val="clear" w:color="auto" w:fill="B7B7B7"/>
+          <w:rFonts w:ascii="Arial" w:eastAsia="Arial" w:hAnsi="Arial" w:cs="Arial"/>
+          <w:b/>
+          <w:color w:val="000000"/>
+          <w:sz w:val="18"/>
+          <w:highlight w:val="lightGray"/>
+        </w:rPr>
+        <w:t># Source: AI Source: Provided by: [Data Path</w:t>
+      </w:r>
+      <w:r>
+        <w:rPr>
+          <w:rFonts w:ascii="Arial" w:eastAsia="Arial" w:hAnsi="Arial" w:cs="Arial"/>
+          <w:color w:val="000000"/>
+          <w:sz w:val="18"/>
+          <w:highlight w:val="lightGray"/>
+        </w:rPr>
+        <w:t xml:space="preserve">: Persons Table -&gt; ID Column: 1, Name_En Column: Motasem Essam] -&gt; </w:t>
+      </w:r>
+      <w:r>
+        <w:rPr>
+          <w:rFonts w:ascii="Arial" w:eastAsia="Arial" w:hAnsi="Arial" w:cs="Arial"/>
+          <w:b/>
+          <w:color w:val="000000"/>
+          <w:sz w:val="18"/>
+          <w:highlight w:val="lightGray"/>
+        </w:rPr>
+        <w:t>From:</w:t>
+      </w:r>
+      <w:r>
+        <w:rPr>
+          <w:rFonts w:ascii="Arial" w:eastAsia="Arial" w:hAnsi="Arial" w:cs="Arial"/>
+          <w:color w:val="000000"/>
+          <w:sz w:val="18"/>
+          <w:highlight w:val="lightGray"/>
+        </w:rPr>
+        <w:t xml:space="preserve"> [Chatgpt (GPT</w:t>
+      </w:r>
+      <w:r>
+        <w:rPr>
+          <w:rFonts w:ascii="Arial" w:eastAsia="Arial" w:hAnsi="Arial" w:cs="Cambria Math"/>
+          <w:color w:val="000000"/>
+          <w:sz w:val="18"/>
+          <w:highlight w:val="lightGray"/>
         </w:rPr>
         <w:t>‑</w:t>
       </w:r>
       <w:r>
         <w:rPr>
-          <w:b/>
-          <w:sz w:val="14"/>
-          <w:szCs w:val="14"/>
-          <w:shd w:val="clear" w:color="auto" w:fill="B7B7B7"/>
-        </w:rPr>
-        <w:t>5 Mini) at [8/22/2025]</w:t>
+          <w:rFonts w:ascii="Arial" w:eastAsia="Arial" w:hAnsi="Arial" w:cs="Arial"/>
+          <w:color w:val="000000"/>
+          <w:sz w:val="18"/>
+          <w:highlight w:val="lightGray"/>
+        </w:rPr>
+        <w:t xml:space="preserve">5 Mini)] </w:t>
+      </w:r>
+      <w:r>
+        <w:rPr>
+          <w:rFonts w:ascii="Arial" w:eastAsia="Arial" w:hAnsi="Arial" w:cs="Arial"/>
+          <w:b/>
+          <w:color w:val="000000"/>
+          <w:sz w:val="18"/>
+          <w:highlight w:val="lightGray"/>
+        </w:rPr>
+        <w:t>on</w:t>
+      </w:r>
+      <w:r>
+        <w:rPr>
+          <w:rFonts w:ascii="Arial" w:eastAsia="Arial" w:hAnsi="Arial"/>
+          <w:sz w:val="18"/>
+          <w:highlight w:val="lightGray"/>
+        </w:rPr>
+        <w:t xml:space="preserve"> [8/22/2025]</w:t>
       </w:r>
     </w:p>
     <w:p>
@@ -1120,7 +1256,7 @@
           <w:ilvl w:val="0"/>
           <w:numId w:val="1"/>
         </w:numPr>
-        <w:spacing w:before="240" w:after="240"/>
+        <w:spacing w:before="240" w:after="240" w:line="276" w:lineRule="auto"/>
       </w:pPr>
       <w:r>
         <w:rPr>
@@ -1163,18 +1299,19 @@
     </w:p>
     <w:p>
       <w:r>
-        <w:pict w14:anchorId="5B67DFFF">
+        <w:pict w14:anchorId="0DA8F76A">
           <v:rect id="_x0000_i1032" style="width:0;height:1.5pt" o:hralign="center" o:hrstd="t" o:hr="t" fillcolor="#a0a0a0" stroked="f"/>
         </w:pict>
       </w:r>
     </w:p>
+    <w:p/>
     <w:p/>
     <w:p/>
     <w:sectPr>
       <w:pgSz w:w="12240" w:h="15840"/>
       <w:pgMar w:top="1440" w:right="1440" w:bottom="1440" w:left="1440" w:header="720" w:footer="720" w:gutter="0"/>
-      <w:pgNumType w:start="1"/>
       <w:cols w:space="720"/>
+      <w:docGrid w:linePitch="360"/>
     </w:sectPr>
   </w:body>
 </w:document>
@@ -2165,18 +2302,6 @@
   <w:style w:type="paragraph" w:default="1" w:styleId="Normal">
     <w:name w:val="Normal"/>
     <w:qFormat/>
-    <w:rsid w:val="002B7632"/>
-    <w:pPr>
-      <w:spacing w:after="0" w:line="276" w:lineRule="auto"/>
-    </w:pPr>
-    <w:rPr>
-      <w:rFonts w:ascii="Arial" w:eastAsia="Arial" w:hAnsi="Arial" w:cs="Arial"/>
-      <w:kern w:val="0"/>
-      <w:sz w:val="22"/>
-      <w:szCs w:val="22"/>
-      <w:lang w:val="en"/>
-      <w14:ligatures w14:val="none"/>
-    </w:rPr>
   </w:style>
   <w:style w:type="paragraph" w:styleId="Heading1">
     <w:name w:val="heading 1"/>
@@ -2185,7 +2310,7 @@
     <w:link w:val="Heading1Char"/>
     <w:uiPriority w:val="9"/>
     <w:qFormat/>
-    <w:rsid w:val="0099475C"/>
+    <w:rsid w:val="001503CD"/>
     <w:pPr>
       <w:keepNext/>
       <w:keepLines/>
@@ -2207,7 +2332,7 @@
     <w:uiPriority w:val="9"/>
     <w:unhideWhenUsed/>
     <w:qFormat/>
-    <w:rsid w:val="0099475C"/>
+    <w:rsid w:val="001503CD"/>
     <w:pPr>
       <w:keepNext/>
       <w:keepLines/>
@@ -2230,7 +2355,7 @@
     <w:semiHidden/>
     <w:unhideWhenUsed/>
     <w:qFormat/>
-    <w:rsid w:val="0099475C"/>
+    <w:rsid w:val="001503CD"/>
     <w:pPr>
       <w:keepNext/>
       <w:keepLines/>
@@ -2253,7 +2378,7 @@
     <w:semiHidden/>
     <w:unhideWhenUsed/>
     <w:qFormat/>
-    <w:rsid w:val="0099475C"/>
+    <w:rsid w:val="001503CD"/>
     <w:pPr>
       <w:keepNext/>
       <w:keepLines/>
@@ -2276,7 +2401,7 @@
     <w:semiHidden/>
     <w:unhideWhenUsed/>
     <w:qFormat/>
-    <w:rsid w:val="0099475C"/>
+    <w:rsid w:val="001503CD"/>
     <w:pPr>
       <w:keepNext/>
       <w:keepLines/>
@@ -2297,11 +2422,11 @@
     <w:semiHidden/>
     <w:unhideWhenUsed/>
     <w:qFormat/>
-    <w:rsid w:val="0099475C"/>
+    <w:rsid w:val="001503CD"/>
     <w:pPr>
       <w:keepNext/>
       <w:keepLines/>
-      <w:spacing w:before="40"/>
+      <w:spacing w:before="40" w:after="0"/>
       <w:outlineLvl w:val="5"/>
     </w:pPr>
     <w:rPr>
@@ -2320,11 +2445,11 @@
     <w:semiHidden/>
     <w:unhideWhenUsed/>
     <w:qFormat/>
-    <w:rsid w:val="0099475C"/>
+    <w:rsid w:val="001503CD"/>
     <w:pPr>
       <w:keepNext/>
       <w:keepLines/>
-      <w:spacing w:before="40"/>
+      <w:spacing w:before="40" w:after="0"/>
       <w:outlineLvl w:val="6"/>
     </w:pPr>
     <w:rPr>
@@ -2341,10 +2466,11 @@
     <w:semiHidden/>
     <w:unhideWhenUsed/>
     <w:qFormat/>
-    <w:rsid w:val="0099475C"/>
+    <w:rsid w:val="001503CD"/>
     <w:pPr>
       <w:keepNext/>
       <w:keepLines/>
+      <w:spacing w:after="0"/>
       <w:outlineLvl w:val="7"/>
     </w:pPr>
     <w:rPr>
@@ -2363,10 +2489,11 @@
     <w:semiHidden/>
     <w:unhideWhenUsed/>
     <w:qFormat/>
-    <w:rsid w:val="0099475C"/>
+    <w:rsid w:val="001503CD"/>
     <w:pPr>
       <w:keepNext/>
       <w:keepLines/>
+      <w:spacing w:after="0"/>
       <w:outlineLvl w:val="8"/>
     </w:pPr>
     <w:rPr>
@@ -2406,7 +2533,7 @@
     <w:basedOn w:val="DefaultParagraphFont"/>
     <w:link w:val="Heading1"/>
     <w:uiPriority w:val="9"/>
-    <w:rsid w:val="0099475C"/>
+    <w:rsid w:val="001503CD"/>
     <w:rPr>
       <w:rFonts w:asciiTheme="majorHAnsi" w:eastAsiaTheme="majorEastAsia" w:hAnsiTheme="majorHAnsi" w:cstheme="majorBidi"/>
       <w:color w:val="2F5496" w:themeColor="accent1" w:themeShade="BF"/>
@@ -2419,7 +2546,7 @@
     <w:basedOn w:val="DefaultParagraphFont"/>
     <w:link w:val="Heading2"/>
     <w:uiPriority w:val="9"/>
-    <w:rsid w:val="0099475C"/>
+    <w:rsid w:val="001503CD"/>
     <w:rPr>
       <w:rFonts w:asciiTheme="majorHAnsi" w:eastAsiaTheme="majorEastAsia" w:hAnsiTheme="majorHAnsi" w:cstheme="majorBidi"/>
       <w:color w:val="2F5496" w:themeColor="accent1" w:themeShade="BF"/>
@@ -2433,7 +2560,7 @@
     <w:link w:val="Heading3"/>
     <w:uiPriority w:val="9"/>
     <w:semiHidden/>
-    <w:rsid w:val="0099475C"/>
+    <w:rsid w:val="001503CD"/>
     <w:rPr>
       <w:rFonts w:eastAsiaTheme="majorEastAsia" w:cstheme="majorBidi"/>
       <w:color w:val="2F5496" w:themeColor="accent1" w:themeShade="BF"/>
@@ -2447,7 +2574,7 @@
     <w:link w:val="Heading4"/>
     <w:uiPriority w:val="9"/>
     <w:semiHidden/>
-    <w:rsid w:val="0099475C"/>
+    <w:rsid w:val="001503CD"/>
     <w:rPr>
       <w:rFonts w:eastAsiaTheme="majorEastAsia" w:cstheme="majorBidi"/>
       <w:i/>
@@ -2461,7 +2588,7 @@
     <w:link w:val="Heading5"/>
     <w:uiPriority w:val="9"/>
     <w:semiHidden/>
-    <w:rsid w:val="0099475C"/>
+    <w:rsid w:val="001503CD"/>
     <w:rPr>
       <w:rFonts w:eastAsiaTheme="majorEastAsia" w:cstheme="majorBidi"/>
       <w:color w:val="2F5496" w:themeColor="accent1" w:themeShade="BF"/>
@@ -2473,7 +2600,7 @@
     <w:link w:val="Heading6"/>
     <w:uiPriority w:val="9"/>
     <w:semiHidden/>
-    <w:rsid w:val="0099475C"/>
+    <w:rsid w:val="001503CD"/>
     <w:rPr>
       <w:rFonts w:eastAsiaTheme="majorEastAsia" w:cstheme="majorBidi"/>
       <w:i/>
@@ -2487,7 +2614,7 @@
     <w:link w:val="Heading7"/>
     <w:uiPriority w:val="9"/>
     <w:semiHidden/>
-    <w:rsid w:val="0099475C"/>
+    <w:rsid w:val="001503CD"/>
     <w:rPr>
       <w:rFonts w:eastAsiaTheme="majorEastAsia" w:cstheme="majorBidi"/>
       <w:color w:val="595959" w:themeColor="text1" w:themeTint="A6"/>
@@ -2499,7 +2626,7 @@
     <w:link w:val="Heading8"/>
     <w:uiPriority w:val="9"/>
     <w:semiHidden/>
-    <w:rsid w:val="0099475C"/>
+    <w:rsid w:val="001503CD"/>
     <w:rPr>
       <w:rFonts w:eastAsiaTheme="majorEastAsia" w:cstheme="majorBidi"/>
       <w:i/>
@@ -2513,7 +2640,7 @@
     <w:link w:val="Heading9"/>
     <w:uiPriority w:val="9"/>
     <w:semiHidden/>
-    <w:rsid w:val="0099475C"/>
+    <w:rsid w:val="001503CD"/>
     <w:rPr>
       <w:rFonts w:eastAsiaTheme="majorEastAsia" w:cstheme="majorBidi"/>
       <w:color w:val="272727" w:themeColor="text1" w:themeTint="D8"/>
@@ -2526,7 +2653,7 @@
     <w:link w:val="TitleChar"/>
     <w:uiPriority w:val="10"/>
     <w:qFormat/>
-    <w:rsid w:val="0099475C"/>
+    <w:rsid w:val="001503CD"/>
     <w:pPr>
       <w:spacing w:after="80" w:line="240" w:lineRule="auto"/>
       <w:contextualSpacing/>
@@ -2544,7 +2671,7 @@
     <w:basedOn w:val="DefaultParagraphFont"/>
     <w:link w:val="Title"/>
     <w:uiPriority w:val="10"/>
-    <w:rsid w:val="0099475C"/>
+    <w:rsid w:val="001503CD"/>
     <w:rPr>
       <w:rFonts w:asciiTheme="majorHAnsi" w:eastAsiaTheme="majorEastAsia" w:hAnsiTheme="majorHAnsi" w:cstheme="majorBidi"/>
       <w:spacing w:val="-10"/>
@@ -2560,7 +2687,7 @@
     <w:link w:val="SubtitleChar"/>
     <w:uiPriority w:val="11"/>
     <w:qFormat/>
-    <w:rsid w:val="0099475C"/>
+    <w:rsid w:val="001503CD"/>
     <w:pPr>
       <w:numPr>
         <w:ilvl w:val="1"/>
@@ -2579,7 +2706,7 @@
     <w:basedOn w:val="DefaultParagraphFont"/>
     <w:link w:val="Subtitle"/>
     <w:uiPriority w:val="11"/>
-    <w:rsid w:val="0099475C"/>
+    <w:rsid w:val="001503CD"/>
     <w:rPr>
       <w:rFonts w:eastAsiaTheme="majorEastAsia" w:cstheme="majorBidi"/>
       <w:color w:val="595959" w:themeColor="text1" w:themeTint="A6"/>
@@ -2595,7 +2722,7 @@
     <w:link w:val="QuoteChar"/>
     <w:uiPriority w:val="29"/>
     <w:qFormat/>
-    <w:rsid w:val="0099475C"/>
+    <w:rsid w:val="001503CD"/>
     <w:pPr>
       <w:spacing w:before="160"/>
       <w:jc w:val="center"/>
@@ -2611,7 +2738,7 @@
     <w:basedOn w:val="DefaultParagraphFont"/>
     <w:link w:val="Quote"/>
     <w:uiPriority w:val="29"/>
-    <w:rsid w:val="0099475C"/>
+    <w:rsid w:val="001503CD"/>
     <w:rPr>
       <w:i/>
       <w:iCs/>
@@ -2623,7 +2750,7 @@
     <w:basedOn w:val="Normal"/>
     <w:uiPriority w:val="34"/>
     <w:qFormat/>
-    <w:rsid w:val="0099475C"/>
+    <w:rsid w:val="001503CD"/>
     <w:pPr>
       <w:ind w:left="720"/>
       <w:contextualSpacing/>
@@ -2634,7 +2761,7 @@
     <w:basedOn w:val="DefaultParagraphFont"/>
     <w:uiPriority w:val="21"/>
     <w:qFormat/>
-    <w:rsid w:val="0099475C"/>
+    <w:rsid w:val="001503CD"/>
     <w:rPr>
       <w:i/>
       <w:iCs/>
@@ -2648,7 +2775,7 @@
     <w:link w:val="IntenseQuoteChar"/>
     <w:uiPriority w:val="30"/>
     <w:qFormat/>
-    <w:rsid w:val="0099475C"/>
+    <w:rsid w:val="001503CD"/>
     <w:pPr>
       <w:pBdr>
         <w:top w:val="single" w:sz="4" w:space="10" w:color="2F5496" w:themeColor="accent1" w:themeShade="BF"/>
@@ -2669,7 +2796,7 @@
     <w:basedOn w:val="DefaultParagraphFont"/>
     <w:link w:val="IntenseQuote"/>
     <w:uiPriority w:val="30"/>
-    <w:rsid w:val="0099475C"/>
+    <w:rsid w:val="001503CD"/>
     <w:rPr>
       <w:i/>
       <w:iCs/>
@@ -2681,7 +2808,7 @@
     <w:basedOn w:val="DefaultParagraphFont"/>
     <w:uiPriority w:val="32"/>
     <w:qFormat/>
-    <w:rsid w:val="0099475C"/>
+    <w:rsid w:val="001503CD"/>
     <w:rPr>
       <w:b/>
       <w:bCs/>
